--- a/Informe de Pasantias/Informe de Pasantias R.docx
+++ b/Informe de Pasantias/Informe de Pasantias R.docx
@@ -1596,7 +1596,7 @@
           </mc:Choice>
           <mc:Fallback>
             <w:pict>
-              <v:line w14:anchorId="7206EF33" id="Conector recto 1" o:spid="_x0000_s1026" style="position:absolute;z-index:251669504;visibility:visible;mso-wrap-style:square;mso-width-percent:0;mso-height-percent:0;mso-wrap-distance-left:9pt;mso-wrap-distance-top:0;mso-wrap-distance-right:9pt;mso-wrap-distance-bottom:0;mso-position-horizontal:absolute;mso-position-horizontal-relative:margin;mso-position-vertical:absolute;mso-position-vertical-relative:text;mso-width-percent:0;mso-height-percent:0;mso-width-relative:margin;mso-height-relative:margin" from="118.85pt,20.55pt" to="297.1pt,20.55pt" o:gfxdata="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" strokecolor="windowText" strokeweight=".5pt">
+              <v:line w14:anchorId="40D143CB" id="Conector recto 1" o:spid="_x0000_s1026" style="position:absolute;z-index:251669504;visibility:visible;mso-wrap-style:square;mso-width-percent:0;mso-height-percent:0;mso-wrap-distance-left:9pt;mso-wrap-distance-top:0;mso-wrap-distance-right:9pt;mso-wrap-distance-bottom:0;mso-position-horizontal:absolute;mso-position-horizontal-relative:margin;mso-position-vertical:absolute;mso-position-vertical-relative:text;mso-width-percent:0;mso-height-percent:0;mso-width-relative:margin;mso-height-relative:margin" from="118.85pt,20.55pt" to="297.1pt,20.55pt" o:gfxdata="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" strokecolor="windowText" strokeweight=".5pt">
                 <v:stroke joinstyle="miter"/>
                 <w10:wrap anchorx="margin"/>
               </v:line>
@@ -1746,7 +1746,7 @@
           </mc:Choice>
           <mc:Fallback>
             <w:pict>
-              <v:line w14:anchorId="3CC8A92A" id="Conector recto 1" o:spid="_x0000_s1026" style="position:absolute;z-index:251671552;visibility:visible;mso-wrap-style:square;mso-width-percent:0;mso-height-percent:0;mso-wrap-distance-left:9pt;mso-wrap-distance-top:0;mso-wrap-distance-right:9pt;mso-wrap-distance-bottom:0;mso-position-horizontal:center;mso-position-horizontal-relative:margin;mso-position-vertical:absolute;mso-position-vertical-relative:text;mso-width-percent:0;mso-height-percent:0;mso-width-relative:margin;mso-height-relative:margin" from="0,.55pt" to="178.25pt,.55pt" o:gfxdata="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" strokecolor="windowText" strokeweight=".5pt">
+              <v:line w14:anchorId="09121546" id="Conector recto 1" o:spid="_x0000_s1026" style="position:absolute;z-index:251671552;visibility:visible;mso-wrap-style:square;mso-width-percent:0;mso-height-percent:0;mso-wrap-distance-left:9pt;mso-wrap-distance-top:0;mso-wrap-distance-right:9pt;mso-wrap-distance-bottom:0;mso-position-horizontal:center;mso-position-horizontal-relative:margin;mso-position-vertical:absolute;mso-position-vertical-relative:text;mso-width-percent:0;mso-height-percent:0;mso-width-relative:margin;mso-height-relative:margin" from="0,.55pt" to="178.25pt,.55pt" o:gfxdata="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" strokecolor="windowText" strokeweight=".5pt">
                 <v:stroke joinstyle="miter"/>
                 <w10:wrap anchorx="margin"/>
               </v:line>
@@ -1775,21 +1775,12 @@
         </w:rPr>
       </w:pPr>
       <w:bookmarkStart w:id="4" w:name="_Toc231540273"/>
-      <w:proofErr w:type="spellStart"/>
       <w:r>
         <w:rPr>
           <w:b/>
           <w:bCs/>
         </w:rPr>
-        <w:t>Msc</w:t>
-      </w:r>
-      <w:proofErr w:type="spellEnd"/>
-      <w:r>
-        <w:rPr>
-          <w:b/>
-          <w:bCs/>
-        </w:rPr>
-        <w:t>. Omar Gonzáles Garcés</w:t>
+        <w:t>Msc. Omar Gonzáles Garcés</w:t>
       </w:r>
       <w:bookmarkEnd w:id="4"/>
     </w:p>
@@ -1889,19 +1880,8 @@
           <w:bCs/>
           <w:lang w:val="es-VE"/>
         </w:rPr>
-        <w:t>__________</w:t>
-      </w:r>
-      <w:proofErr w:type="spellStart"/>
-      <w:r>
-        <w:rPr>
-          <w:rFonts w:ascii="Arial" w:hAnsi="Arial" w:cs="Arial"/>
-          <w:b/>
-          <w:bCs/>
-          <w:lang w:val="es-VE"/>
-        </w:rPr>
-        <w:t>pts</w:t>
-      </w:r>
-      <w:proofErr w:type="spellEnd"/>
+        <w:t>__________pts</w:t>
+      </w:r>
     </w:p>
     <w:p>
       <w:pPr>
@@ -8927,7 +8907,7 @@
           </mc:Choice>
           <mc:Fallback>
             <w:pict>
-              <v:group w14:anchorId="1E03BCE8" id="Group 17" o:spid="_x0000_s1026" style="position:absolute;margin-left:-4.45pt;margin-top:9.2pt;width:450.2pt;height:127.25pt;z-index:251659264" coordorigin="2268,6021" coordsize="8280,2340" o:gfxdata="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">
+              <v:group w14:anchorId="381F8F84" id="Group 17" o:spid="_x0000_s1026" style="position:absolute;margin-left:-4.45pt;margin-top:9.2pt;width:450.2pt;height:127.25pt;z-index:251659264" coordorigin="2268,6021" coordsize="8280,2340" o:gfxdata="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">
                 <v:shapetype id="_x0000_t75" coordsize="21600,21600" o:spt="75" o:preferrelative="t" path="m@4@5l@4@11@9@11@9@5xe" filled="f" stroked="f">
                   <v:stroke joinstyle="miter"/>
                   <v:formulas>
@@ -11144,7 +11124,7 @@
           </mc:Choice>
           <mc:Fallback>
             <w:pict>
-              <v:group w14:anchorId="4FDC2B1F" id="Group 17" o:spid="_x0000_s1026" style="position:absolute;margin-left:-4.45pt;margin-top:9.2pt;width:450.2pt;height:127.25pt;z-index:251661312" coordorigin="2268,6021" coordsize="8280,2340" o:gfxdata="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">
+              <v:group w14:anchorId="3868B839" id="Group 17" o:spid="_x0000_s1026" style="position:absolute;margin-left:-4.45pt;margin-top:9.2pt;width:450.2pt;height:127.25pt;z-index:251661312" coordorigin="2268,6021" coordsize="8280,2340" o:gfxdata="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">
                 <v:shape id="Imagen 2" o:spid="_x0000_s1027" type="#_x0000_t75" alt="Descripción: LOGO URBE 2012 DEFINITIVO-01" style="position:absolute;left:2268;top:6021;width:3000;height:2340;visibility:visible;mso-wrap-style:square" o:gfxdata="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">
                   <v:imagedata r:id="rId10" o:title=" LOGO URBE 2012 DEFINITIVO-01" chromakey="#fffffe" blacklevel="-3932f"/>
                 </v:shape>
@@ -12703,27 +12683,7 @@
                 <w:sz w:val="16"/>
                 <w:szCs w:val="16"/>
               </w:rPr>
-              <w:t xml:space="preserve">Realización de Inventario de </w:t>
-            </w:r>
-            <w:proofErr w:type="spellStart"/>
-            <w:r>
-              <w:rPr>
-                <w:b/>
-                <w:bCs/>
-                <w:sz w:val="16"/>
-                <w:szCs w:val="16"/>
-              </w:rPr>
-              <w:t>Tóners</w:t>
-            </w:r>
-            <w:proofErr w:type="spellEnd"/>
-            <w:r>
-              <w:rPr>
-                <w:b/>
-                <w:bCs/>
-                <w:sz w:val="16"/>
-                <w:szCs w:val="16"/>
-              </w:rPr>
-              <w:t xml:space="preserve"> de impresoras.</w:t>
+              <w:t>Realización de Inventario de Tóners de impresoras.</w:t>
             </w:r>
           </w:p>
         </w:tc>
@@ -13047,7 +13007,6 @@
                 <w:lang w:val="es-VE"/>
               </w:rPr>
             </w:pPr>
-            <w:proofErr w:type="spellStart"/>
             <w:r>
               <w:rPr>
                 <w:b/>
@@ -13056,18 +13015,7 @@
                 <w:szCs w:val="16"/>
                 <w:lang w:val="es-VE"/>
               </w:rPr>
-              <w:t>Tóners</w:t>
-            </w:r>
-            <w:proofErr w:type="spellEnd"/>
-            <w:r>
-              <w:rPr>
-                <w:b/>
-                <w:bCs/>
-                <w:sz w:val="16"/>
-                <w:szCs w:val="16"/>
-                <w:lang w:val="es-VE"/>
-              </w:rPr>
-              <w:t xml:space="preserve"> de repuesto.</w:t>
+              <w:t>Tóners de repuesto.</w:t>
             </w:r>
           </w:p>
         </w:tc>
@@ -15332,7 +15280,7 @@
           </mc:Choice>
           <mc:Fallback>
             <w:pict>
-              <v:line w14:anchorId="55212B80" id="Conector recto 1" o:spid="_x0000_s1026" style="position:absolute;flip:y;z-index:251667456;visibility:visible;mso-wrap-style:square;mso-width-percent:0;mso-height-percent:0;mso-wrap-distance-left:9pt;mso-wrap-distance-top:0;mso-wrap-distance-right:9pt;mso-wrap-distance-bottom:0;mso-position-horizontal:right;mso-position-horizontal-relative:margin;mso-position-vertical:absolute;mso-position-vertical-relative:text;mso-width-percent:0;mso-height-percent:0;mso-width-relative:margin;mso-height-relative:margin" from="127.05pt,12.4pt" to="305.3pt,12.4pt" o:gfxdata="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" strokecolor="windowText" strokeweight=".5pt">
+              <v:line w14:anchorId="6959C15C" id="Conector recto 1" o:spid="_x0000_s1026" style="position:absolute;flip:y;z-index:251667456;visibility:visible;mso-wrap-style:square;mso-width-percent:0;mso-height-percent:0;mso-wrap-distance-left:9pt;mso-wrap-distance-top:0;mso-wrap-distance-right:9pt;mso-wrap-distance-bottom:0;mso-position-horizontal:right;mso-position-horizontal-relative:margin;mso-position-vertical:absolute;mso-position-vertical-relative:text;mso-width-percent:0;mso-height-percent:0;mso-width-relative:margin;mso-height-relative:margin" from="127.05pt,12.4pt" to="305.3pt,12.4pt" o:gfxdata="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" strokecolor="windowText" strokeweight=".5pt">
                 <v:stroke joinstyle="miter"/>
                 <w10:wrap anchorx="margin"/>
               </v:line>
@@ -15401,7 +15349,7 @@
           </mc:Choice>
           <mc:Fallback>
             <w:pict>
-              <v:line w14:anchorId="3651DD0D" id="Conector recto 1" o:spid="_x0000_s1026" style="position:absolute;z-index:251666432;visibility:visible;mso-wrap-style:square;mso-width-percent:0;mso-height-percent:0;mso-wrap-distance-left:9pt;mso-wrap-distance-top:0;mso-wrap-distance-right:9pt;mso-wrap-distance-bottom:0;mso-position-horizontal:left;mso-position-horizontal-relative:margin;mso-position-vertical:absolute;mso-position-vertical-relative:text;mso-width-percent:0;mso-height-percent:0;mso-width-relative:margin;mso-height-relative:margin" from="0,12.4pt" to="178.3pt,12.4pt" o:gfxdata="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" strokecolor="windowText" strokeweight=".5pt">
+              <v:line w14:anchorId="265DBDC2" id="Conector recto 1" o:spid="_x0000_s1026" style="position:absolute;z-index:251666432;visibility:visible;mso-wrap-style:square;mso-width-percent:0;mso-height-percent:0;mso-wrap-distance-left:9pt;mso-wrap-distance-top:0;mso-wrap-distance-right:9pt;mso-wrap-distance-bottom:0;mso-position-horizontal:left;mso-position-horizontal-relative:margin;mso-position-vertical:absolute;mso-position-vertical-relative:text;mso-width-percent:0;mso-height-percent:0;mso-width-relative:margin;mso-height-relative:margin" from="0,12.4pt" to="178.3pt,12.4pt" o:gfxdata="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" strokecolor="windowText" strokeweight=".5pt">
                 <v:stroke joinstyle="miter"/>
                 <w10:wrap anchorx="margin"/>
               </v:line>
@@ -15758,7 +15706,7 @@
           </mc:Choice>
           <mc:Fallback>
             <w:pict>
-              <v:group w14:anchorId="2A4D6660" id="Group 17" o:spid="_x0000_s1026" style="position:absolute;margin-left:-4.45pt;margin-top:9.2pt;width:450.2pt;height:127.25pt;z-index:251664384" coordorigin="2268,6021" coordsize="8280,2340" o:gfxdata="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">
+              <v:group w14:anchorId="5584E892" id="Group 17" o:spid="_x0000_s1026" style="position:absolute;margin-left:-4.45pt;margin-top:9.2pt;width:450.2pt;height:127.25pt;z-index:251664384" coordorigin="2268,6021" coordsize="8280,2340" o:gfxdata="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">
                 <v:shape id="Imagen 2" o:spid="_x0000_s1027" type="#_x0000_t75" alt="Descripción: LOGO URBE 2012 DEFINITIVO-01" style="position:absolute;left:2268;top:6021;width:3000;height:2340;visibility:visible;mso-wrap-style:square" o:gfxdata="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">
                   <v:imagedata r:id="rId10" o:title=" LOGO URBE 2012 DEFINITIVO-01" chromakey="#fffffe" blacklevel="-3932f"/>
                 </v:shape>
@@ -16779,16 +16727,11 @@
         <w:t>tienen</w:t>
       </w:r>
       <w:r>
-        <w:t xml:space="preserve"> </w:t>
-      </w:r>
-      <w:proofErr w:type="spellStart"/>
-      <w:r>
-        <w:t>despliega</w:t>
+        <w:t xml:space="preserve"> despliega</w:t>
       </w:r>
       <w:r>
         <w:t>da</w:t>
       </w:r>
-      <w:proofErr w:type="spellEnd"/>
       <w:r>
         <w:t xml:space="preserve"> la infraestructura tecnológica</w:t>
       </w:r>
@@ -17244,15 +17187,7 @@
         <w:t>s</w:t>
       </w:r>
       <w:r>
-        <w:t xml:space="preserve"> utilizados por el departamento en su entorno laboral como </w:t>
-      </w:r>
-      <w:proofErr w:type="spellStart"/>
-      <w:r>
-        <w:t>Netsupport</w:t>
-      </w:r>
-      <w:proofErr w:type="spellEnd"/>
-      <w:r>
-        <w:t xml:space="preserve"> Manager</w:t>
+        <w:t xml:space="preserve"> utilizados por el departamento en su entorno laboral como Netsupport Manager</w:t>
       </w:r>
       <w:r>
         <w:t xml:space="preserve"> y drivers de impresoras</w:t>
@@ -17740,15 +17675,7 @@
         <w:t xml:space="preserve">es revisar y contar el número </w:t>
       </w:r>
       <w:r>
-        <w:t xml:space="preserve">exacto de todos los </w:t>
-      </w:r>
-      <w:proofErr w:type="spellStart"/>
-      <w:r>
-        <w:t>tóners</w:t>
-      </w:r>
-      <w:proofErr w:type="spellEnd"/>
-      <w:r>
-        <w:t xml:space="preserve"> disponibles tantos en el almacén del departamento de operaciones como en el departamento de informática, para emitir un listado del inventario actual y poder </w:t>
+        <w:t xml:space="preserve">exacto de todos los tóners disponibles tantos en el almacén del departamento de operaciones como en el departamento de informática, para emitir un listado del inventario actual y poder </w:t>
       </w:r>
       <w:r>
         <w:t>hacer</w:t>
@@ -17765,13 +17692,8 @@
       <w:r>
         <w:t xml:space="preserve"> </w:t>
       </w:r>
-      <w:proofErr w:type="spellStart"/>
-      <w:r>
-        <w:t>tóners</w:t>
-      </w:r>
-      <w:proofErr w:type="spellEnd"/>
-      <w:r>
-        <w:t xml:space="preserve"> que se consideren</w:t>
+      <w:r>
+        <w:t>tóners que se consideren</w:t>
       </w:r>
       <w:r>
         <w:t xml:space="preserve"> </w:t>
@@ -17859,15 +17781,7 @@
         <w:t xml:space="preserve"> entre ellos, ya sea diferentes de cantidades, si se acabaron o diferencia entre las marcas. </w:t>
       </w:r>
       <w:r>
-        <w:t xml:space="preserve">Al finalizar, el pasante redacto una nueva lista con los </w:t>
-      </w:r>
-      <w:proofErr w:type="spellStart"/>
-      <w:r>
-        <w:t>tóners</w:t>
-      </w:r>
-      <w:proofErr w:type="spellEnd"/>
-      <w:r>
-        <w:t xml:space="preserve"> actuales en el inventario.</w:t>
+        <w:t>Al finalizar, el pasante redacto una nueva lista con los tóners actuales en el inventario.</w:t>
       </w:r>
     </w:p>
     <w:p>
@@ -18070,15 +17984,7 @@
         <w:t xml:space="preserve">se hacen es cambiar los </w:t>
       </w:r>
       <w:r>
-        <w:t>cartuchos/</w:t>
-      </w:r>
-      <w:proofErr w:type="spellStart"/>
-      <w:r>
-        <w:t>tóners</w:t>
-      </w:r>
-      <w:proofErr w:type="spellEnd"/>
-      <w:r>
-        <w:t xml:space="preserve">, </w:t>
+        <w:t xml:space="preserve">cartuchos/tóners, </w:t>
       </w:r>
       <w:r>
         <w:t>ya que l</w:t>
@@ -21194,15 +21100,7 @@
               <w:ind w:firstLine="0"/>
             </w:pPr>
             <w:r>
-              <w:t xml:space="preserve">Realización de Inventario de </w:t>
-            </w:r>
-            <w:proofErr w:type="spellStart"/>
-            <w:r>
-              <w:t>Tóners</w:t>
-            </w:r>
-            <w:proofErr w:type="spellEnd"/>
-            <w:r>
-              <w:t xml:space="preserve"> de impresoras.</w:t>
+              <w:t>Realización de Inventario de Tóners de impresoras.</w:t>
             </w:r>
           </w:p>
         </w:tc>
@@ -21793,10 +21691,16 @@
         <w:t>ambién se logró relacionar los términos y asignaturas aprendidas en la universidad con los temas aplicados durante las pasantías</w:t>
       </w:r>
       <w:r>
-        <w:t xml:space="preserve">.  A lo largo de las pasantías, se adquirió nuevos conocimientos </w:t>
-      </w:r>
-      <w:r>
-        <w:t xml:space="preserve">durante su tiempo en SISALUD </w:t>
+        <w:t>.  A lo largo de las pasantías, se adquirió nuevos conocimientos</w:t>
+      </w:r>
+      <w:r>
+        <w:t xml:space="preserve"> en</w:t>
+      </w:r>
+      <w:r>
+        <w:t xml:space="preserve"> su tiempo en SISALUD </w:t>
+      </w:r>
+      <w:r>
+        <w:t>que durante los trimes</w:t>
       </w:r>
     </w:p>
     <w:p>

--- a/Informe de Pasantias/Informe de Pasantias R.docx
+++ b/Informe de Pasantias/Informe de Pasantias R.docx
@@ -1674,6 +1674,7 @@
         </w:rPr>
       </w:pPr>
     </w:p>
+    <w:bookmarkStart w:id="3" w:name="_Toc231540272"/>
     <w:p>
       <w:pPr>
         <w:pStyle w:val="pasantia"/>
@@ -1685,7 +1686,6 @@
           <w:bCs/>
         </w:rPr>
       </w:pPr>
-      <w:bookmarkStart w:id="3" w:name="_Toc231540272"/>
       <w:r>
         <w:rPr>
           <w:b/>
@@ -21691,16 +21691,54 @@
         <w:t>ambién se logró relacionar los términos y asignaturas aprendidas en la universidad con los temas aplicados durante las pasantías</w:t>
       </w:r>
       <w:r>
-        <w:t>.  A lo largo de las pasantías, se adquirió nuevos conocimientos</w:t>
+        <w:t xml:space="preserve">. </w:t>
+      </w:r>
+      <w:r>
+        <w:t>En</w:t>
+      </w:r>
+      <w:r>
+        <w:t xml:space="preserve"> las pasantías</w:t>
+      </w:r>
+      <w:r>
+        <w:t xml:space="preserve"> académicas </w:t>
+      </w:r>
+      <w:r>
+        <w:t>en SISALUD</w:t>
+      </w:r>
+      <w:r>
+        <w:t xml:space="preserve">, se </w:t>
+      </w:r>
+      <w:r>
+        <w:t>obtuvieron</w:t>
+      </w:r>
+      <w:r>
+        <w:t xml:space="preserve"> nuevos conocimientos</w:t>
+      </w:r>
+      <w:r>
+        <w:t xml:space="preserve"> que</w:t>
       </w:r>
       <w:r>
         <w:t xml:space="preserve"> en</w:t>
       </w:r>
       <w:r>
-        <w:t xml:space="preserve"> su tiempo en SISALUD </w:t>
-      </w:r>
-      <w:r>
-        <w:t>que durante los trimes</w:t>
+        <w:t xml:space="preserve"> los trimestres académicos no se lograron estudiar a profundidad debido al poco tiempo que duran los períodos académicos o por la falta de materias prácticas</w:t>
+      </w:r>
+      <w:r>
+        <w:t>.</w:t>
+      </w:r>
+    </w:p>
+    <w:p>
+      <w:pPr>
+        <w:pStyle w:val="Tesis"/>
+      </w:pPr>
+      <w:r>
+        <w:t>A lo largo de las 8 semanas que duran las pasantías</w:t>
+      </w:r>
+      <w:r>
+        <w:t xml:space="preserve">, se llevaron a cabo una serie de actividades que le aportaron los conocimientos y técnicas necesarias para desarrollarse personal y profesionalmente. Además, </w:t>
+      </w:r>
+      <w:r>
+        <w:t>se consiguió aplicar los conocimientos adquiridos en la universidad. En conclusión, el objetivo de las pasantías académicas se cumplió, ya que se consiguió un aprendizaje importante del área laboral en el campo, así como el intercambio de información entre el pasante y los ingenieros del Departamento de Informática.</w:t>
       </w:r>
     </w:p>
     <w:p>

--- a/Informe de Pasantias/Informe de Pasantias R.docx
+++ b/Informe de Pasantias/Informe de Pasantias R.docx
@@ -1775,12 +1775,21 @@
         </w:rPr>
       </w:pPr>
       <w:bookmarkStart w:id="4" w:name="_Toc231540273"/>
+      <w:proofErr w:type="spellStart"/>
       <w:r>
         <w:rPr>
           <w:b/>
           <w:bCs/>
         </w:rPr>
-        <w:t>Msc. Omar Gonzáles Garcés</w:t>
+        <w:t>Msc</w:t>
+      </w:r>
+      <w:proofErr w:type="spellEnd"/>
+      <w:r>
+        <w:rPr>
+          <w:b/>
+          <w:bCs/>
+        </w:rPr>
+        <w:t>. Omar Gonzáles Garcés</w:t>
       </w:r>
       <w:bookmarkEnd w:id="4"/>
     </w:p>
@@ -1855,6 +1864,7 @@
           <w:lang w:val="es-VE"/>
         </w:rPr>
       </w:pPr>
+      <w:proofErr w:type="gramStart"/>
       <w:r>
         <w:rPr>
           <w:rFonts w:ascii="Arial" w:hAnsi="Arial" w:cs="Arial"/>
@@ -1873,6 +1883,7 @@
         </w:rPr>
         <w:t>_</w:t>
       </w:r>
+      <w:proofErr w:type="gramEnd"/>
       <w:r>
         <w:rPr>
           <w:rFonts w:ascii="Arial" w:hAnsi="Arial" w:cs="Arial"/>
@@ -1880,8 +1891,19 @@
           <w:bCs/>
           <w:lang w:val="es-VE"/>
         </w:rPr>
-        <w:t>__________pts</w:t>
-      </w:r>
+        <w:t>__________</w:t>
+      </w:r>
+      <w:proofErr w:type="spellStart"/>
+      <w:r>
+        <w:rPr>
+          <w:rFonts w:ascii="Arial" w:hAnsi="Arial" w:cs="Arial"/>
+          <w:b/>
+          <w:bCs/>
+          <w:lang w:val="es-VE"/>
+        </w:rPr>
+        <w:t>pts</w:t>
+      </w:r>
+      <w:proofErr w:type="spellEnd"/>
     </w:p>
     <w:p>
       <w:pPr>
@@ -12683,7 +12705,27 @@
                 <w:sz w:val="16"/>
                 <w:szCs w:val="16"/>
               </w:rPr>
-              <w:t>Realización de Inventario de Tóners de impresoras.</w:t>
+              <w:t xml:space="preserve">Realización de Inventario de </w:t>
+            </w:r>
+            <w:proofErr w:type="spellStart"/>
+            <w:r>
+              <w:rPr>
+                <w:b/>
+                <w:bCs/>
+                <w:sz w:val="16"/>
+                <w:szCs w:val="16"/>
+              </w:rPr>
+              <w:t>Tóners</w:t>
+            </w:r>
+            <w:proofErr w:type="spellEnd"/>
+            <w:r>
+              <w:rPr>
+                <w:b/>
+                <w:bCs/>
+                <w:sz w:val="16"/>
+                <w:szCs w:val="16"/>
+              </w:rPr>
+              <w:t xml:space="preserve"> de impresoras.</w:t>
             </w:r>
           </w:p>
         </w:tc>
@@ -13007,6 +13049,7 @@
                 <w:lang w:val="es-VE"/>
               </w:rPr>
             </w:pPr>
+            <w:proofErr w:type="spellStart"/>
             <w:r>
               <w:rPr>
                 <w:b/>
@@ -13015,7 +13058,18 @@
                 <w:szCs w:val="16"/>
                 <w:lang w:val="es-VE"/>
               </w:rPr>
-              <w:t>Tóners de repuesto.</w:t>
+              <w:t>Tóners</w:t>
+            </w:r>
+            <w:proofErr w:type="spellEnd"/>
+            <w:r>
+              <w:rPr>
+                <w:b/>
+                <w:bCs/>
+                <w:sz w:val="16"/>
+                <w:szCs w:val="16"/>
+                <w:lang w:val="es-VE"/>
+              </w:rPr>
+              <w:t xml:space="preserve"> de repuesto.</w:t>
             </w:r>
           </w:p>
         </w:tc>
@@ -16727,11 +16781,16 @@
         <w:t>tienen</w:t>
       </w:r>
       <w:r>
-        <w:t xml:space="preserve"> despliega</w:t>
+        <w:t xml:space="preserve"> </w:t>
+      </w:r>
+      <w:proofErr w:type="spellStart"/>
+      <w:r>
+        <w:t>despliega</w:t>
       </w:r>
       <w:r>
         <w:t>da</w:t>
       </w:r>
+      <w:proofErr w:type="spellEnd"/>
       <w:r>
         <w:t xml:space="preserve"> la infraestructura tecnológica</w:t>
       </w:r>
@@ -16987,42 +17046,6 @@
     </w:p>
     <w:p>
       <w:pPr>
-        <w:pStyle w:val="Tesis"/>
-        <w:spacing w:after="0" w:line="240" w:lineRule="auto"/>
-        <w:ind w:firstLine="0"/>
-        <w:rPr>
-          <w:b/>
-          <w:bCs/>
-          <w:lang w:eastAsia="es-VE"/>
-        </w:rPr>
-      </w:pPr>
-    </w:p>
-    <w:p>
-      <w:pPr>
-        <w:pStyle w:val="Tesis"/>
-        <w:spacing w:after="0" w:line="240" w:lineRule="auto"/>
-        <w:ind w:firstLine="0"/>
-        <w:rPr>
-          <w:b/>
-          <w:bCs/>
-          <w:lang w:eastAsia="es-VE"/>
-        </w:rPr>
-      </w:pPr>
-    </w:p>
-    <w:p>
-      <w:pPr>
-        <w:pStyle w:val="Tesis"/>
-        <w:spacing w:after="0" w:line="240" w:lineRule="auto"/>
-        <w:ind w:firstLine="0"/>
-        <w:rPr>
-          <w:b/>
-          <w:bCs/>
-          <w:lang w:eastAsia="es-VE"/>
-        </w:rPr>
-      </w:pPr>
-    </w:p>
-    <w:p>
-      <w:pPr>
         <w:pStyle w:val="Ttulo1"/>
         <w:rPr>
           <w:lang w:eastAsia="es-VE"/>
@@ -17174,20 +17197,31 @@
         <w:spacing w:after="0"/>
       </w:pPr>
       <w:r>
+        <w:t>El pasante realiz</w:t>
+      </w:r>
+      <w:r>
+        <w:t>ó</w:t>
+      </w:r>
+      <w:r>
+        <w:t xml:space="preserve"> esta actividad siendo apoyado por los trabajadores del departamento de informática, bajo supervisión fue guiado sobre el uso de instrumentos de medición como detectores de cable de red, herramientas </w:t>
+      </w:r>
+      <w:r>
         <w:lastRenderedPageBreak/>
-        <w:t>El pasante realiz</w:t>
-      </w:r>
-      <w:r>
-        <w:t>ó</w:t>
-      </w:r>
-      <w:r>
-        <w:t xml:space="preserve"> esta actividad siendo apoyado por los trabajadores del departamento de informática, bajo supervisión fue guiado sobre el uso de instrumentos de medición como detectores de cable de red, herramientas como ponchadoras de cable y los software</w:t>
+        <w:t>como ponchadoras de cable y los software</w:t>
       </w:r>
       <w:r>
         <w:t>s</w:t>
       </w:r>
       <w:r>
-        <w:t xml:space="preserve"> utilizados por el departamento en su entorno laboral como Netsupport Manager</w:t>
+        <w:t xml:space="preserve"> utilizados por el departamento en su entorno laboral como </w:t>
+      </w:r>
+      <w:proofErr w:type="spellStart"/>
+      <w:r>
+        <w:t>Netsupport</w:t>
+      </w:r>
+      <w:proofErr w:type="spellEnd"/>
+      <w:r>
+        <w:t xml:space="preserve"> Manager</w:t>
       </w:r>
       <w:r>
         <w:t xml:space="preserve"> y drivers de impresoras</w:t>
@@ -17416,7 +17450,6 @@
         <w:rPr>
           <w:lang w:eastAsia="es-VE"/>
         </w:rPr>
-        <w:lastRenderedPageBreak/>
         <w:t>3.1.</w:t>
       </w:r>
       <w:r>
@@ -17463,6 +17496,7 @@
         <w:spacing w:after="0"/>
       </w:pPr>
       <w:r>
+        <w:lastRenderedPageBreak/>
         <w:t>El pasante uso el estándar T568B para el ponchado,</w:t>
       </w:r>
       <w:r>
@@ -17668,14 +17702,25 @@
         <w:spacing w:after="0"/>
       </w:pPr>
       <w:r>
+        <w:t xml:space="preserve">La actividad </w:t>
+      </w:r>
+      <w:r>
+        <w:t xml:space="preserve">es revisar y contar el número </w:t>
+      </w:r>
+      <w:r>
+        <w:t xml:space="preserve">exacto de todos los </w:t>
+      </w:r>
+      <w:proofErr w:type="spellStart"/>
+      <w:r>
+        <w:t>tóners</w:t>
+      </w:r>
+      <w:proofErr w:type="spellEnd"/>
+      <w:r>
+        <w:t xml:space="preserve"> disponibles tantos en el almacén del departamento de operaciones como en el departamento de informática, para emitir un listado del inventario actual y </w:t>
+      </w:r>
+      <w:r>
         <w:lastRenderedPageBreak/>
-        <w:t xml:space="preserve">La actividad </w:t>
-      </w:r>
-      <w:r>
-        <w:t xml:space="preserve">es revisar y contar el número </w:t>
-      </w:r>
-      <w:r>
-        <w:t xml:space="preserve">exacto de todos los tóners disponibles tantos en el almacén del departamento de operaciones como en el departamento de informática, para emitir un listado del inventario actual y poder </w:t>
+        <w:t xml:space="preserve">poder </w:t>
       </w:r>
       <w:r>
         <w:t>hacer</w:t>
@@ -17692,8 +17737,13 @@
       <w:r>
         <w:t xml:space="preserve"> </w:t>
       </w:r>
-      <w:r>
-        <w:t>tóners que se consideren</w:t>
+      <w:proofErr w:type="spellStart"/>
+      <w:r>
+        <w:t>tóners</w:t>
+      </w:r>
+      <w:proofErr w:type="spellEnd"/>
+      <w:r>
+        <w:t xml:space="preserve"> que se consideren</w:t>
       </w:r>
       <w:r>
         <w:t xml:space="preserve"> </w:t>
@@ -17781,7 +17831,15 @@
         <w:t xml:space="preserve"> entre ellos, ya sea diferentes de cantidades, si se acabaron o diferencia entre las marcas. </w:t>
       </w:r>
       <w:r>
-        <w:t>Al finalizar, el pasante redacto una nueva lista con los tóners actuales en el inventario.</w:t>
+        <w:t xml:space="preserve">Al finalizar, el pasante redacto una nueva lista con los </w:t>
+      </w:r>
+      <w:proofErr w:type="spellStart"/>
+      <w:r>
+        <w:t>tóners</w:t>
+      </w:r>
+      <w:proofErr w:type="spellEnd"/>
+      <w:r>
+        <w:t xml:space="preserve"> actuales en el inventario.</w:t>
       </w:r>
     </w:p>
     <w:p>
@@ -17867,11 +17925,7 @@
         <w:t xml:space="preserve">optimizando el control del stock, </w:t>
       </w:r>
       <w:r>
-        <w:t xml:space="preserve">permitiendo así realizar compras de </w:t>
-      </w:r>
-      <w:r>
-        <w:lastRenderedPageBreak/>
-        <w:t>reabastecimiento más completas y efectivas</w:t>
+        <w:t>permitiendo así realizar compras de reabastecimiento más completas y efectivas</w:t>
       </w:r>
       <w:r>
         <w:t xml:space="preserve"> evitando la adquisición de insumos innecesarios, mejorando la eficiencia administrativa del departamento</w:t>
@@ -17984,7 +18038,15 @@
         <w:t xml:space="preserve">se hacen es cambiar los </w:t>
       </w:r>
       <w:r>
-        <w:t xml:space="preserve">cartuchos/tóners, </w:t>
+        <w:t>cartuchos/</w:t>
+      </w:r>
+      <w:proofErr w:type="spellStart"/>
+      <w:r>
+        <w:t>tóners</w:t>
+      </w:r>
+      <w:proofErr w:type="spellEnd"/>
+      <w:r>
+        <w:t xml:space="preserve">, </w:t>
       </w:r>
       <w:r>
         <w:t>ya que l</w:t>
@@ -18159,6 +18221,7 @@
         <w:spacing w:after="0"/>
       </w:pPr>
       <w:r>
+        <w:lastRenderedPageBreak/>
         <w:t xml:space="preserve">Al </w:t>
       </w:r>
       <w:r>
@@ -18393,14 +18456,14 @@
         <w:t xml:space="preserve"> par</w:t>
       </w:r>
       <w:r>
-        <w:t xml:space="preserve">a desconectar todos los cables de la </w:t>
+        <w:t>a desconectar todos los cables de la fuente de poder, para evitar una descarga eléctrica</w:t>
+      </w:r>
+      <w:r>
+        <w:t xml:space="preserve"> se aseguró que la fuente de poder estuviera totalmente apagada presionando el botón de encendido </w:t>
       </w:r>
       <w:r>
         <w:lastRenderedPageBreak/>
-        <w:t>fuente de poder, para evitar una descarga eléctrica</w:t>
-      </w:r>
-      <w:r>
-        <w:t xml:space="preserve"> se aseguró que la fuente de poder estuviera totalmente apagada presionando el botón de encendido varias veces. Desatornilló el disipador de calor para limpiarlo aparte</w:t>
+        <w:t>varias veces. Desatornilló el disipador de calor para limpiarlo aparte</w:t>
       </w:r>
       <w:r>
         <w:t xml:space="preserve"> y se removieron las memorias RAM</w:t>
@@ -18537,11 +18600,7 @@
         <w:t>equipo,</w:t>
       </w:r>
       <w:r>
-        <w:t xml:space="preserve"> por lo que se evita apagones inesperados, bloqueos del sistema operativos o incluso componentes electrónicos que se </w:t>
-      </w:r>
-      <w:r>
-        <w:lastRenderedPageBreak/>
-        <w:t>dañen de forma inesperada</w:t>
+        <w:t xml:space="preserve"> por lo que se evita apagones inesperados, bloqueos del sistema operativos o incluso componentes electrónicos que se dañen de forma inesperada</w:t>
       </w:r>
       <w:r>
         <w:t>, aumentando la vida útil de los componentes electrónicos internos</w:t>
@@ -18731,47 +18790,44 @@
         <w:t xml:space="preserve"> para</w:t>
       </w:r>
       <w:r>
-        <w:t xml:space="preserve"> acceder al panel de configuración. Ya ahí, él creo los usuarios que serán los administradores del dispositivo, ingresando el nombre, cédula y rol de administrador a cada uno, junto con el registro de la huella dactilar del pulgar e índice derecho de cada </w:t>
-      </w:r>
-      <w:r>
+        <w:t xml:space="preserve"> acceder al panel de configuración. Ya ahí, él creo los usuarios que serán los administradores del dispositivo, ingresando el nombre, cédula y rol de administrador a cada uno, junto con el registro de la huella dactilar del pulgar e índice derecho de cada administrador creado. Para finalizar los nuevos administradores </w:t>
+      </w:r>
+      <w:r>
+        <w:t>ingresaron a la configuración del lector biométrico</w:t>
+      </w:r>
+      <w:r>
+        <w:t xml:space="preserve"> </w:t>
+      </w:r>
+      <w:r>
+        <w:t xml:space="preserve">mediante </w:t>
+      </w:r>
+      <w:r>
+        <w:t>la huella de su índice derecho</w:t>
+      </w:r>
+      <w:r>
+        <w:t>.</w:t>
+      </w:r>
+    </w:p>
+    <w:p>
+      <w:pPr>
+        <w:pStyle w:val="Tesis"/>
+        <w:spacing w:after="0" w:line="240" w:lineRule="auto"/>
+        <w:ind w:firstLine="0"/>
+      </w:pPr>
+    </w:p>
+    <w:p>
+      <w:pPr>
+        <w:pStyle w:val="Ttulo1"/>
+        <w:rPr>
+          <w:lang w:eastAsia="es-VE"/>
+        </w:rPr>
+      </w:pPr>
+      <w:bookmarkStart w:id="69" w:name="_Toc231287066"/>
+      <w:r>
+        <w:rPr>
+          <w:lang w:eastAsia="es-VE"/>
+        </w:rPr>
         <w:lastRenderedPageBreak/>
-        <w:t xml:space="preserve">administrador creado. Para finalizar los nuevos administradores </w:t>
-      </w:r>
-      <w:r>
-        <w:t>ingresaron a la configuración del lector biométrico</w:t>
-      </w:r>
-      <w:r>
-        <w:t xml:space="preserve"> </w:t>
-      </w:r>
-      <w:r>
-        <w:t xml:space="preserve">mediante </w:t>
-      </w:r>
-      <w:r>
-        <w:t>la huella de su índice derecho</w:t>
-      </w:r>
-      <w:r>
-        <w:t>.</w:t>
-      </w:r>
-    </w:p>
-    <w:p>
-      <w:pPr>
-        <w:pStyle w:val="Tesis"/>
-        <w:spacing w:after="0" w:line="240" w:lineRule="auto"/>
-        <w:ind w:firstLine="0"/>
-      </w:pPr>
-    </w:p>
-    <w:p>
-      <w:pPr>
-        <w:pStyle w:val="Ttulo1"/>
-        <w:rPr>
-          <w:lang w:eastAsia="es-VE"/>
-        </w:rPr>
-      </w:pPr>
-      <w:bookmarkStart w:id="69" w:name="_Toc231287066"/>
-      <w:r>
-        <w:rPr>
-          <w:lang w:eastAsia="es-VE"/>
-        </w:rPr>
         <w:t>3.1.7.3</w:t>
       </w:r>
       <w:r>
@@ -19008,7 +19064,6 @@
         <w:rPr>
           <w:lang w:eastAsia="es-VE"/>
         </w:rPr>
-        <w:lastRenderedPageBreak/>
         <w:t>3.1.</w:t>
       </w:r>
       <w:r>
@@ -19073,7 +19128,11 @@
         <w:t>levantó</w:t>
       </w:r>
       <w:r>
-        <w:t xml:space="preserve"> el cielo raso para traer el cable de red que se conecta al switch principal en el piso, ya verificados se trae a través del techo falso</w:t>
+        <w:t xml:space="preserve"> el cielo raso para traer el cable </w:t>
+      </w:r>
+      <w:r>
+        <w:lastRenderedPageBreak/>
+        <w:t>de red que se conecta al switch principal en el piso, ya verificados se trae a través del techo falso</w:t>
       </w:r>
       <w:r>
         <w:t xml:space="preserve"> para determinar </w:t>
@@ -19237,7 +19296,6 @@
         <w:rPr>
           <w:lang w:eastAsia="es-VE"/>
         </w:rPr>
-        <w:lastRenderedPageBreak/>
         <w:t>3.1.</w:t>
       </w:r>
       <w:r>
@@ -19389,7 +19447,14 @@
         <w:rPr>
           <w:lang w:eastAsia="es-VE"/>
         </w:rPr>
-        <w:t>s comunes a realizar en SISALUD, debido a la gran cantidad de equipos en las instalaciones hay más probabilidades de que ocurran fallas técnicas en estos, por lo que siempre hay que asegurarse que estén disponibles los servicios de impresión en cada departamento</w:t>
+        <w:t xml:space="preserve">s comunes a realizar en SISALUD, </w:t>
+      </w:r>
+      <w:r>
+        <w:rPr>
+          <w:lang w:eastAsia="es-VE"/>
+        </w:rPr>
+        <w:lastRenderedPageBreak/>
+        <w:t>debido a la gran cantidad de equipos en las instalaciones hay más probabilidades de que ocurran fallas técnicas en estos, por lo que siempre hay que asegurarse que estén disponibles los servicios de impresión en cada departamento</w:t>
       </w:r>
       <w:r>
         <w:rPr>
@@ -19496,7 +19561,6 @@
         <w:rPr>
           <w:lang w:eastAsia="es-VE"/>
         </w:rPr>
-        <w:lastRenderedPageBreak/>
         <w:t>3.1.</w:t>
       </w:r>
       <w:r>
@@ -19562,7 +19626,11 @@
         <w:t xml:space="preserve"> </w:t>
       </w:r>
       <w:r>
-        <w:t>detenga el flujo de trabajo en el departamento</w:t>
+        <w:t xml:space="preserve">detenga el </w:t>
+      </w:r>
+      <w:r>
+        <w:lastRenderedPageBreak/>
+        <w:t>flujo de trabajo en el departamento</w:t>
       </w:r>
       <w:r>
         <w:t xml:space="preserve">, o que se vea la necesidad de reemplazar </w:t>
@@ -19851,44 +19919,47 @@
         <w:t xml:space="preserve">. </w:t>
       </w:r>
       <w:r>
+        <w:t xml:space="preserve">Luego, </w:t>
+      </w:r>
+      <w:r>
+        <w:t xml:space="preserve">el pasante ingresa a la opción de impresoras </w:t>
+      </w:r>
+      <w:r>
+        <w:t>del computado</w:t>
+      </w:r>
+      <w:r>
+        <w:t>r</w:t>
+      </w:r>
+      <w:r>
+        <w:t xml:space="preserve"> para agregar</w:t>
+      </w:r>
+      <w:r>
+        <w:t>la</w:t>
+      </w:r>
+      <w:r>
+        <w:t>. U</w:t>
+      </w:r>
+      <w:r>
+        <w:t>na vez agregada se debe</w:t>
+      </w:r>
+      <w:r>
+        <w:t>n</w:t>
+      </w:r>
+      <w:r>
+        <w:t xml:space="preserve"> instalar </w:t>
+      </w:r>
+      <w:r>
+        <w:t>sus</w:t>
+      </w:r>
+      <w:r>
+        <w:t xml:space="preserve"> drivers específicos, ya sea del sitio web oficial o al momento de agregar la impresora esta </w:t>
+      </w:r>
+      <w:r>
+        <w:t xml:space="preserve">proporciona el </w:t>
+      </w:r>
+      <w:r>
         <w:lastRenderedPageBreak/>
-        <w:t xml:space="preserve">Luego, </w:t>
-      </w:r>
-      <w:r>
-        <w:t xml:space="preserve">el pasante ingresa a la opción de impresoras </w:t>
-      </w:r>
-      <w:r>
-        <w:t>del computado</w:t>
-      </w:r>
-      <w:r>
-        <w:t>r</w:t>
-      </w:r>
-      <w:r>
-        <w:t xml:space="preserve"> para agregar</w:t>
-      </w:r>
-      <w:r>
-        <w:t>la</w:t>
-      </w:r>
-      <w:r>
-        <w:t>. U</w:t>
-      </w:r>
-      <w:r>
-        <w:t>na vez agregada se debe</w:t>
-      </w:r>
-      <w:r>
-        <w:t>n</w:t>
-      </w:r>
-      <w:r>
-        <w:t xml:space="preserve"> instalar </w:t>
-      </w:r>
-      <w:r>
-        <w:t>sus</w:t>
-      </w:r>
-      <w:r>
-        <w:t xml:space="preserve"> drivers específicos, ya sea del sitio web oficial o al momento de agregar la impresora esta </w:t>
-      </w:r>
-      <w:r>
-        <w:t xml:space="preserve">proporciona el driver directamente. Con todo lo anteriormente hecho, se realizan unas pruebas de impresión para validar </w:t>
+        <w:t xml:space="preserve">driver directamente. Con todo lo anteriormente hecho, se realizan unas pruebas de impresión para validar </w:t>
       </w:r>
       <w:r>
         <w:t xml:space="preserve">su </w:t>
@@ -20282,6 +20353,7 @@
         <w:spacing w:after="0"/>
       </w:pPr>
       <w:r>
+        <w:lastRenderedPageBreak/>
         <w:t>El pasante accedió a una carpeta donde solo los trabajadores del departamento tienen acceso a ella por el usuario de administrador en el CPU que necesitaba la instalación</w:t>
       </w:r>
       <w:r>
@@ -20589,32 +20661,29 @@
         <w:t xml:space="preserve"> funcionalidad y operatividad de las aplicaciones corporativas</w:t>
       </w:r>
       <w:r>
-        <w:t xml:space="preserve"> consideradas </w:t>
-      </w:r>
-      <w:r>
+        <w:t xml:space="preserve"> consideradas críticas o imprescindibles, a fin de que todo el sistema empresarial funcione sin interrupciones.</w:t>
+      </w:r>
+    </w:p>
+    <w:p>
+      <w:pPr>
+        <w:pStyle w:val="Tesis"/>
+        <w:spacing w:after="0" w:line="240" w:lineRule="auto"/>
+        <w:ind w:firstLine="0"/>
+      </w:pPr>
+    </w:p>
+    <w:p>
+      <w:pPr>
+        <w:pStyle w:val="Ttulo1"/>
+        <w:rPr>
+          <w:lang w:eastAsia="es-VE"/>
+        </w:rPr>
+      </w:pPr>
+      <w:bookmarkStart w:id="88" w:name="_Toc231287085"/>
+      <w:r>
+        <w:rPr>
+          <w:lang w:eastAsia="es-VE"/>
+        </w:rPr>
         <w:lastRenderedPageBreak/>
-        <w:t>críticas o imprescindibles, a fin de que todo el sistema empresarial funcione sin interrupciones.</w:t>
-      </w:r>
-    </w:p>
-    <w:p>
-      <w:pPr>
-        <w:pStyle w:val="Tesis"/>
-        <w:spacing w:after="0" w:line="240" w:lineRule="auto"/>
-        <w:ind w:firstLine="0"/>
-      </w:pPr>
-    </w:p>
-    <w:p>
-      <w:pPr>
-        <w:pStyle w:val="Ttulo1"/>
-        <w:rPr>
-          <w:lang w:eastAsia="es-VE"/>
-        </w:rPr>
-      </w:pPr>
-      <w:bookmarkStart w:id="88" w:name="_Toc231287085"/>
-      <w:r>
-        <w:rPr>
-          <w:lang w:eastAsia="es-VE"/>
-        </w:rPr>
         <w:t>3.1.1</w:t>
       </w:r>
       <w:r>
@@ -21100,7 +21169,15 @@
               <w:ind w:firstLine="0"/>
             </w:pPr>
             <w:r>
-              <w:t>Realización de Inventario de Tóners de impresoras.</w:t>
+              <w:t xml:space="preserve">Realización de Inventario de </w:t>
+            </w:r>
+            <w:proofErr w:type="spellStart"/>
+            <w:r>
+              <w:t>Tóners</w:t>
+            </w:r>
+            <w:proofErr w:type="spellEnd"/>
+            <w:r>
+              <w:t xml:space="preserve"> de impresoras.</w:t>
             </w:r>
           </w:p>
         </w:tc>
@@ -21700,10 +21777,7 @@
         <w:t xml:space="preserve"> las pasantías</w:t>
       </w:r>
       <w:r>
-        <w:t xml:space="preserve"> académicas </w:t>
-      </w:r>
-      <w:r>
-        <w:t>en SISALUD</w:t>
+        <w:t xml:space="preserve"> académicas en SISALUD</w:t>
       </w:r>
       <w:r>
         <w:t xml:space="preserve">, se </w:t>
